--- a/MainApp/Source/Layouts/BlockNonSatisfactoryItems.docx
+++ b/MainApp/Source/Layouts/BlockNonSatisfactoryItems.docx
@@ -225,7 +225,7 @@
  
          < I t e m M o d i f i e d   E l e m e n t T y p e = " C o l u m n "   E l e m e n t I d = " 9 1 9 1 8 1 1 0 5 "   D a t a T y p e = " S t r i n g " > I t e m M o d i f i e d < / I t e m M o d i f i e d >   
-         < I t e m M o d i f i e d C a p t i o n   E l e m e n t T y p e = " C o l u m n "   E l e m e n t I d = " 1 3 1 9 7 7 4 4 7 1 "   D a t a T y p e = " T e x t C o n s t " > I t e m M o d i f i e d C a p t i o n < / I t e m M o d i f i e d C a p t i o n > +         < I t e m M o d i f i e d C a p t i o n   E l e m e n t T y p e = " C o l u m n "   E l e m e n t I d = " 1 3 1 9 7 7 4 4 7 1 "   D a t a T y p e = " L a b e l " > I t e m M o d i f i e d C a p t i o n < / I t e m M o d i f i e d C a p t i o n >   
          < N o   E l e m e n t T y p e = " C o l u m n "   E l e m e n t I d = " 1 1 9 8 2 6 8 3 4 0 "   D a t a T y p e = " C o d e " > N o < / N o >   

--- a/MainApp/Source/Layouts/BlockNonSatisfactoryItems.docx
+++ b/MainApp/Source/Layouts/BlockNonSatisfactoryItems.docx
@@ -217,7 +217,39 @@
  
      < / L a b e l s >   
-     < T o o l t i p s   / > +     < T o o l t i p s > + 
+         < T o o l t i p   c o l u m n = " N o "   E l e m e n t I d = " 1 1 9 8 2 6 8 3 4 0 " > + 
+             < T o o l t i p T e x t   l a n g = " e n - U S " > S p e c i f i e s   t h e   n u m b e r   o f   t h e   i t e m . < / T o o l t i p T e x t > + 
+         < / T o o l t i p > + 
+         < T o o l t i p   c o l u m n = " D e s c r i p t i o n "   E l e m e n t I d = " 1 3 1 4 3 5 1 3 0 7 " > + 
+             < T o o l t i p T e x t   l a n g = " e n - U S " > S p e c i f i e s   a   d e s c r i p t i o n   o f   t h e   i t e m . < / T o o l t i p T e x t > + 
+         < / T o o l t i p > + 
+         < T o o l t i p   c o l u m n = " D o c u m e n t _ N o _ "   E l e m e n t I d = " 1 0 1 7 4 9 9 4 7 " > + 
+             < T o o l t i p T e x t   l a n g = " e n - U S " > S p e c i f i e s   t h e   d o c u m e n t   n u m b e r   o n   t h e   e n t r y .   T h e   d o c u m e n t   i s   t h e   v o u c h e r   t h a t   t h e   e n t r y   w a s   b a s e d   o n ,   f o r   e x a m p l e ,   a   r e c e i p t . < / T o o l t i p T e x t > + 
+         < / T o o l t i p > + 
+         < T o o l t i p   c o l u m n = " P o s t i n g _ D a t e "   E l e m e n t I d = " 1 2 1 7 0 3 8 7 7 8 " > + 
+             < T o o l t i p T e x t   l a n g = " e n - U S " > S p e c i f i e s   t h e   e n t r y ' s   p o s t i n g   d a t e . < / T o o l t i p T e x t > + 
+         < / T o o l t i p > + 
+         < T o o l t i p   c o l u m n = " Q u a n t i t y "   E l e m e n t I d = " 5 5 6 9 2 0 8 8 6 " > + 
+             < T o o l t i p T e x t   l a n g = " e n - U S " > S p e c i f i e s   t h e   n u m b e r   o f   u n i t s   o f   t h e   i t e m   i n   t h e   i t e m   e n t r y . < / T o o l t i p T e x t > + 
+         < / T o o l t i p > + 
+     < / T o o l t i p s >   
      < I t e m   E l e m e n t T y p e = " D a t a I t e m "   E l e m e n t I d = " 1 1 2 8 8 3 0 2 4 8 " >   
